--- a/docs/user-guide/Pulse-Biometric-Collector-User-Guide.docx
+++ b/docs/user-guide/Pulse-Biometric-Collector-User-Guide.docx
@@ -1291,7 +1291,7 @@
           <w:i w:val="0"/>
           <w:sz w:val="22"/>
         </w:rPr>
-        <w:t>Guide date: 12 October 2026. App: Pulse Biometric Collector 1.0.3.</w:t>
+        <w:t>App: Pulse Biometric Collector.</w:t>
       </w:r>
     </w:p>
     <w:sectPr>
